--- a/pr-preview/pr-27/chapters/continuous-integration-tracked-changes.docx
+++ b/pr-preview/pr-27/chapters/continuous-integration-tracked-changes.docx
@@ -16,7 +16,7 @@
       </w:pPr>
       <w:del w:id="1" w:author="PR Preview" w:date="2026-01-01T00:00:00Z">
         <w:r>
-          <w:delText xml:space="preserve">Last modified: 2026-10-12 21:28:22 (PDT)</w:delText>
+          <w:delText xml:space="preserve">Last modified: 2026-10-14 01:49:27 (PDT)</w:delText>
         </w:r>
       </w:del>
     </w:p>
@@ -26,7 +26,7 @@
       </w:pPr>
       <w:ins w:id="2" w:author="PR Preview" w:date="2026-01-01T00:00:00Z">
         <w:r>
-          <w:t xml:space="preserve">Last modified: 2026-10-14 01:35:48 (PDT)</w:t>
+          <w:t xml:space="preserve">Last modified: 2026-10-14 01:49:06 (PDT)</w:t>
         </w:r>
       </w:ins>
     </w:p>

--- a/pr-preview/pr-27/chapters/continuous-integration-tracked-changes.docx
+++ b/pr-preview/pr-27/chapters/continuous-integration-tracked-changes.docx
@@ -16,7 +16,7 @@
       </w:pPr>
       <w:del w:id="1" w:author="PR Preview" w:date="2026-01-01T00:00:00Z">
         <w:r>
-          <w:delText xml:space="preserve">Last modified: 2026-10-14 01:49:27 (PDT)</w:delText>
+          <w:delText xml:space="preserve">Last modified: 2026-10-14 03:38:56 (PDT)</w:delText>
         </w:r>
       </w:del>
     </w:p>
@@ -26,7 +26,7 @@
       </w:pPr>
       <w:ins w:id="2" w:author="PR Preview" w:date="2026-01-01T00:00:00Z">
         <w:r>
-          <w:t xml:space="preserve">Last modified: 2026-10-14 01:49:06 (PDT)</w:t>
+          <w:t xml:space="preserve">Last modified: 2026-10-14 03:54:35 (PDT)</w:t>
         </w:r>
       </w:ins>
     </w:p>
@@ -2083,7 +2083,7 @@
         <w:t xml:space="preserve"> </w:t>
       </w:r>
       <w:r>
-        <w:t xml:space="preserve">our lab’s own collection of composite actions and reusable workflows</w:t>
+        <w:t xml:space="preserve">the Morrison Lab’s collection of composite actions and reusable workflows</w:t>
       </w:r>
       <w:r>
         <w:t xml:space="preserve"> </w:t>
@@ -2101,7 +2101,7 @@
         <w:t xml:space="preserve"> </w:t>
       </w:r>
       <w:r>
-        <w:t xml:space="preserve">bibliography DOI checks, and the Claude review bots used across our repos.</w:t>
+        <w:t xml:space="preserve">bibliography DOI checks, and the Claude review bots used across its repos.</w:t>
       </w:r>
     </w:p>
     <w:p>
@@ -2367,7 +2367,7 @@
       </w:r>
     </w:p>
     <w:bookmarkEnd w:id="35"/>
-    <w:bookmarkStart w:id="36" w:name="sec-how-github-actions-workflows-work"/>
+    <w:bookmarkStart w:id="37" w:name="sec-how-github-actions-workflows-work"/>
     <w:p>
       <w:pPr>
         <w:pStyle w:val="Heading2"/>
@@ -2380,266 +2380,162 @@
       <w:pPr>
         <w:pStyle w:val="FirstParagraph"/>
       </w:pPr>
-      <w:del w:id="3" w:author="PR Preview" w:date="2026-01-01T00:00:00Z">
-        <w:r>
-          <w:delText xml:space="preserve">When you set up a workflow,</w:delText>
-        </w:r>
-      </w:del>
-      <w:del w:id="4" w:author="PR Preview" w:date="2026-01-01T00:00:00Z">
-        <w:r>
-          <w:delText xml:space="preserve"> </w:delText>
-        </w:r>
-      </w:del>
-      <w:del w:id="5" w:author="PR Preview" w:date="2026-01-01T00:00:00Z">
+      <w:r>
+        <w:t xml:space="preserve">When you set up a workflow,</w:t>
+      </w:r>
+      <w:r>
+        <w:t xml:space="preserve"> </w:t>
+      </w:r>
+      <w:r>
+        <w:rPr>
+          <w:rStyle w:val="VerbatimChar"/>
+        </w:rPr>
+        <w:t xml:space="preserve">usethis</w:t>
+      </w:r>
+      <w:r>
+        <w:t xml:space="preserve"> </w:t>
+      </w:r>
+      <w:r>
+        <w:t xml:space="preserve">creates a YAML configuration file in</w:t>
+      </w:r>
+      <w:r>
+        <w:t xml:space="preserve"> </w:t>
+      </w:r>
+      <w:r>
+        <w:rPr>
+          <w:rStyle w:val="VerbatimChar"/>
+        </w:rPr>
+        <w:t xml:space="preserve">.github/workflows/</w:t>
+      </w:r>
+      <w:r>
+        <w:t xml:space="preserve">.</w:t>
+      </w:r>
+      <w:r>
+        <w:t xml:space="preserve"> </w:t>
+      </w:r>
+      <w:r>
+        <w:t xml:space="preserve">For example,</w:t>
+      </w:r>
+      <w:r>
+        <w:t xml:space="preserve"> </w:t>
+      </w:r>
+      <w:r>
+        <w:rPr>
+          <w:rStyle w:val="VerbatimChar"/>
+        </w:rPr>
+        <w:t xml:space="preserve">usethis::use_github_action("check-standard")</w:t>
+      </w:r>
+      <w:r>
+        <w:t xml:space="preserve"> </w:t>
+      </w:r>
+      <w:r>
+        <w:t xml:space="preserve">copies the</w:t>
+      </w:r>
+      <w:r>
+        <w:t xml:space="preserve"> </w:t>
+      </w:r>
+      <w:r>
+        <w:rPr>
+          <w:rStyle w:val="VerbatimChar"/>
+        </w:rPr>
+        <w:t xml:space="preserve">check-standard</w:t>
+      </w:r>
+      <w:r>
+        <w:t xml:space="preserve"> </w:t>
+      </w:r>
+      <w:r>
+        <w:t xml:space="preserve">example workflow from</w:t>
+      </w:r>
+      <w:r>
+        <w:t xml:space="preserve"> </w:t>
+      </w:r>
+      <w:hyperlink r:id="rId36">
         <w:r>
           <w:rPr>
-            <w:rStyle w:val="VerbatimChar"/>
+            <w:rStyle w:val="Hyperlink"/>
           </w:rPr>
-          <w:delText xml:space="preserve">usethis</w:delText>
+          <w:t xml:space="preserve">r-lib/actions</w:t>
         </w:r>
-      </w:del>
-      <w:del w:id="6" w:author="PR Preview" w:date="2026-01-01T00:00:00Z">
-        <w:r>
-          <w:delText xml:space="preserve"> </w:delText>
-        </w:r>
-      </w:del>
-      <w:del w:id="7" w:author="PR Preview" w:date="2026-01-01T00:00:00Z">
-        <w:r>
-          <w:delText xml:space="preserve">creates a YAML configuration file in</w:delText>
-        </w:r>
-      </w:del>
-      <w:del w:id="8" w:author="PR Preview" w:date="2026-01-01T00:00:00Z">
-        <w:r>
-          <w:delText xml:space="preserve"> </w:delText>
-        </w:r>
-      </w:del>
-      <w:del w:id="9" w:author="PR Preview" w:date="2026-01-01T00:00:00Z">
-        <w:r>
-          <w:rPr>
-            <w:rStyle w:val="VerbatimChar"/>
-          </w:rPr>
-          <w:delText xml:space="preserve">.github/workflows/</w:delText>
-        </w:r>
-      </w:del>
-      <w:del w:id="10" w:author="PR Preview" w:date="2026-01-01T00:00:00Z">
-        <w:r>
-          <w:delText xml:space="preserve">.</w:delText>
-        </w:r>
-      </w:del>
-      <w:del w:id="11" w:author="PR Preview" w:date="2026-01-01T00:00:00Z">
-        <w:r>
-          <w:delText xml:space="preserve"> </w:delText>
-        </w:r>
-      </w:del>
-      <w:del w:id="12" w:author="PR Preview" w:date="2026-01-01T00:00:00Z">
-        <w:r>
-          <w:delText xml:space="preserve">For example,</w:delText>
-        </w:r>
-      </w:del>
-      <w:del w:id="13" w:author="PR Preview" w:date="2026-01-01T00:00:00Z">
-        <w:r>
-          <w:delText xml:space="preserve"> </w:delText>
-        </w:r>
-      </w:del>
-      <w:del w:id="14" w:author="PR Preview" w:date="2026-01-01T00:00:00Z">
-        <w:r>
-          <w:rPr>
-            <w:rStyle w:val="VerbatimChar"/>
-          </w:rPr>
-          <w:delText xml:space="preserve">check-standard</w:delText>
-        </w:r>
-      </w:del>
-      <w:del w:id="15" w:author="PR Preview" w:date="2026-01-01T00:00:00Z">
-        <w:r>
-          <w:delText xml:space="preserve"> </w:delText>
-        </w:r>
-      </w:del>
-      <w:del w:id="16" w:author="PR Preview" w:date="2026-01-01T00:00:00Z">
-        <w:r>
-          <w:delText xml:space="preserve">creates</w:delText>
-        </w:r>
-      </w:del>
-      <w:del w:id="17" w:author="PR Preview" w:date="2026-01-01T00:00:00Z">
-        <w:r>
-          <w:delText xml:space="preserve"> </w:delText>
-        </w:r>
-      </w:del>
-      <w:del w:id="18" w:author="PR Preview" w:date="2026-01-01T00:00:00Z">
-        <w:r>
-          <w:rPr>
-            <w:rStyle w:val="VerbatimChar"/>
-          </w:rPr>
-          <w:delText xml:space="preserve">.github/workflows/R-CMD-check.yaml</w:delText>
-        </w:r>
-      </w:del>
-      <w:del w:id="19" w:author="PR Preview" w:date="2026-01-01T00:00:00Z">
-        <w:r>
-          <w:delText xml:space="preserve">.</w:delText>
-        </w:r>
-      </w:del>
+      </w:hyperlink>
+      <w:r>
+        <w:t xml:space="preserve"> </w:t>
+      </w:r>
+      <w:r>
+        <w:t xml:space="preserve">to</w:t>
+      </w:r>
+      <w:r>
+        <w:t xml:space="preserve"> </w:t>
+      </w:r>
+      <w:r>
+        <w:rPr>
+          <w:rStyle w:val="VerbatimChar"/>
+        </w:rPr>
+        <w:t xml:space="preserve">.github/workflows/R-CMD-check.yaml</w:t>
+      </w:r>
+      <w:r>
+        <w:t xml:space="preserve">.</w:t>
+      </w:r>
+    </w:p>
+    <w:p>
+      <w:pPr>
+        <w:pStyle w:val="BodyText"/>
+      </w:pPr>
+      <w:r>
+        <w:t xml:space="preserve">This workflow automatically runs when you:</w:t>
+      </w:r>
+    </w:p>
+    <w:p>
+      <w:pPr>
+        <w:pStyle w:val="Compact"/>
+        <w:numPr>
+          <w:ilvl w:val="0"/>
+          <w:numId w:val="1005"/>
+        </w:numPr>
+      </w:pPr>
+      <w:r>
+        <w:t xml:space="preserve">Push commits to</w:t>
+      </w:r>
+      <w:r>
+        <w:t xml:space="preserve"> </w:t>
+      </w:r>
+      <w:r>
+        <w:rPr>
+          <w:rStyle w:val="VerbatimChar"/>
+        </w:rPr>
+        <w:t xml:space="preserve">main</w:t>
+      </w:r>
+      <w:r>
+        <w:t xml:space="preserve"> </w:t>
+      </w:r>
+      <w:r>
+        <w:t xml:space="preserve">or</w:t>
+      </w:r>
+      <w:r>
+        <w:t xml:space="preserve"> </w:t>
+      </w:r>
+      <w:r>
+        <w:rPr>
+          <w:rStyle w:val="VerbatimChar"/>
+        </w:rPr>
+        <w:t xml:space="preserve">master</w:t>
+      </w:r>
+    </w:p>
+    <w:p>
+      <w:pPr>
+        <w:pStyle w:val="Compact"/>
+        <w:numPr>
+          <w:ilvl w:val="0"/>
+          <w:numId w:val="1005"/>
+        </w:numPr>
+      </w:pPr>
+      <w:r>
+        <w:t xml:space="preserve">Open or update a pull request</w:t>
+      </w:r>
     </w:p>
     <w:p>
       <w:pPr>
         <w:pStyle w:val="FirstParagraph"/>
       </w:pPr>
-      <w:ins w:id="20" w:author="PR Preview" w:date="2026-01-01T00:00:00Z">
-        <w:r>
-          <w:t xml:space="preserve">When you set up a workflow,</w:t>
-        </w:r>
-      </w:ins>
-      <w:ins w:id="21" w:author="PR Preview" w:date="2026-01-01T00:00:00Z">
-        <w:r>
-          <w:t xml:space="preserve"> </w:t>
-        </w:r>
-      </w:ins>
-      <w:ins w:id="22" w:author="PR Preview" w:date="2026-01-01T00:00:00Z">
-        <w:r>
-          <w:rPr>
-            <w:rStyle w:val="VerbatimChar"/>
-          </w:rPr>
-          <w:t xml:space="preserve">usethis</w:t>
-        </w:r>
-      </w:ins>
-      <w:ins w:id="23" w:author="PR Preview" w:date="2026-01-01T00:00:00Z">
-        <w:r>
-          <w:t xml:space="preserve"> </w:t>
-        </w:r>
-      </w:ins>
-      <w:ins w:id="24" w:author="PR Preview" w:date="2026-01-01T00:00:00Z">
-        <w:r>
-          <w:t xml:space="preserve">creates a YAML configuration file in</w:t>
-        </w:r>
-      </w:ins>
-      <w:ins w:id="25" w:author="PR Preview" w:date="2026-01-01T00:00:00Z">
-        <w:r>
-          <w:t xml:space="preserve"> </w:t>
-        </w:r>
-      </w:ins>
-      <w:ins w:id="26" w:author="PR Preview" w:date="2026-01-01T00:00:00Z">
-        <w:r>
-          <w:rPr>
-            <w:rStyle w:val="VerbatimChar"/>
-          </w:rPr>
-          <w:t xml:space="preserve">.github/workflows/</w:t>
-        </w:r>
-      </w:ins>
-      <w:ins w:id="27" w:author="PR Preview" w:date="2026-01-01T00:00:00Z">
-        <w:r>
-          <w:t xml:space="preserve">.</w:t>
-        </w:r>
-      </w:ins>
-      <w:ins w:id="28" w:author="PR Preview" w:date="2026-01-01T00:00:00Z">
-        <w:r>
-          <w:t xml:space="preserve"> </w:t>
-        </w:r>
-      </w:ins>
-      <w:ins w:id="29" w:author="PR Preview" w:date="2026-01-01T00:00:00Z">
-        <w:r>
-          <w:t xml:space="preserve">For example,</w:t>
-        </w:r>
-      </w:ins>
-      <w:ins w:id="30" w:author="PR Preview" w:date="2026-01-01T00:00:00Z">
-        <w:r>
-          <w:t xml:space="preserve"> </w:t>
-        </w:r>
-      </w:ins>
-      <w:ins w:id="31" w:author="PR Preview" w:date="2026-01-01T00:00:00Z">
-        <w:r>
-          <w:rPr>
-            <w:rStyle w:val="VerbatimChar"/>
-          </w:rPr>
-          <w:t xml:space="preserve">usethis::use_github_action("check-standard")</w:t>
-        </w:r>
-      </w:ins>
-      <w:ins w:id="32" w:author="PR Preview" w:date="2026-01-01T00:00:00Z">
-        <w:r>
-          <w:t xml:space="preserve"> </w:t>
-        </w:r>
-      </w:ins>
-      <w:ins w:id="33" w:author="PR Preview" w:date="2026-01-01T00:00:00Z">
-        <w:r>
-          <w:t xml:space="preserve">creates</w:t>
-        </w:r>
-      </w:ins>
-      <w:ins w:id="34" w:author="PR Preview" w:date="2026-01-01T00:00:00Z">
-        <w:r>
-          <w:t xml:space="preserve"> </w:t>
-        </w:r>
-      </w:ins>
-      <w:ins w:id="35" w:author="PR Preview" w:date="2026-01-01T00:00:00Z">
-        <w:r>
-          <w:rPr>
-            <w:rStyle w:val="VerbatimChar"/>
-          </w:rPr>
-          <w:t xml:space="preserve">.github/workflows/R-CMD-check.yaml</w:t>
-        </w:r>
-      </w:ins>
-      <w:ins w:id="36" w:author="PR Preview" w:date="2026-01-01T00:00:00Z">
-        <w:r>
-          <w:t xml:space="preserve">.</w:t>
-        </w:r>
-      </w:ins>
-    </w:p>
-    <w:p>
-      <w:pPr>
-        <w:pStyle w:val="BodyText"/>
-      </w:pPr>
-      <w:r>
-        <w:t xml:space="preserve">This workflow automatically runs when you:</w:t>
-      </w:r>
-    </w:p>
-    <w:p>
-      <w:pPr>
-        <w:pStyle w:val="Compact"/>
-        <w:numPr>
-          <w:ilvl w:val="0"/>
-          <w:numId w:val="1005"/>
-        </w:numPr>
-      </w:pPr>
-      <w:r>
-        <w:t xml:space="preserve">Push commits to</w:t>
-      </w:r>
-      <w:r>
-        <w:t xml:space="preserve"> </w:t>
-      </w:r>
-      <w:r>
-        <w:rPr>
-          <w:rStyle w:val="VerbatimChar"/>
-        </w:rPr>
-        <w:t xml:space="preserve">main</w:t>
-      </w:r>
-      <w:r>
-        <w:t xml:space="preserve"> </w:t>
-      </w:r>
-      <w:r>
-        <w:t xml:space="preserve">or</w:t>
-      </w:r>
-      <w:r>
-        <w:t xml:space="preserve"> </w:t>
-      </w:r>
-      <w:r>
-        <w:rPr>
-          <w:rStyle w:val="VerbatimChar"/>
-        </w:rPr>
-        <w:t xml:space="preserve">master</w:t>
-      </w:r>
-    </w:p>
-    <w:p>
-      <w:pPr>
-        <w:pStyle w:val="Compact"/>
-        <w:numPr>
-          <w:ilvl w:val="0"/>
-          <w:numId w:val="1005"/>
-        </w:numPr>
-      </w:pPr>
-      <w:r>
-        <w:t xml:space="preserve">Open or update a pull request</w:t>
-      </w:r>
-    </w:p>
-    <w:p>
-      <w:pPr>
-        <w:pStyle w:val="FirstParagraph"/>
-      </w:pPr>
       <w:r>
         <w:t xml:space="preserve">You can view workflow results in the</w:t>
       </w:r>
@@ -2662,8 +2558,8 @@
         <w:t xml:space="preserve">A status badge is added to your README showing whether checks are passing.</w:t>
       </w:r>
     </w:p>
-    <w:bookmarkEnd w:id="36"/>
-    <w:bookmarkStart w:id="41" w:name="sec-workflow-files-and-security"/>
+    <w:bookmarkEnd w:id="37"/>
+    <w:bookmarkStart w:id="42" w:name="sec-workflow-files-and-security"/>
     <w:p>
       <w:pPr>
         <w:pStyle w:val="Heading2"/>
@@ -2713,18 +2609,18 @@
                 <wp:inline>
                   <wp:extent cx="152400" cy="152400"/>
                   <wp:effectExtent b="0" l="0" r="0" t="0"/>
-                  <wp:docPr descr="" title="" id="38" name="Picture"/>
+                  <wp:docPr descr="" title="" id="39" name="Picture"/>
                   <a:graphic>
                     <a:graphicData uri="http://schemas.openxmlformats.org/drawingml/2006/picture">
                       <pic:pic>
                         <pic:nvPicPr>
-                          <pic:cNvPr descr="/opt/quarto/share/formats/docx/warning.png" id="39" name="Picture"/>
+                          <pic:cNvPr descr="/opt/quarto/share/formats/docx/warning.png" id="40" name="Picture"/>
                           <pic:cNvPicPr>
                             <a:picLocks noChangeArrowheads="1" noChangeAspect="1"/>
                           </pic:cNvPicPr>
                         </pic:nvPicPr>
                         <pic:blipFill>
-                          <a:blip r:embed="rId37"/>
+                          <a:blip r:embed="rId38"/>
                           <a:stretch>
                             <a:fillRect/>
                           </a:stretch>
@@ -2830,7 +2726,7 @@
             <w:r>
               <w:t xml:space="preserve"> </w:t>
             </w:r>
-            <w:hyperlink r:id="rId40">
+            <w:hyperlink r:id="rId41">
               <w:r>
                 <w:rPr>
                   <w:rStyle w:val="Hyperlink"/>
@@ -2932,8 +2828,8 @@
         <w:t xml:space="preserve">What steps to execute (install dependencies, run checks, etc.)</w:t>
       </w:r>
     </w:p>
-    <w:bookmarkEnd w:id="41"/>
-    <w:bookmarkStart w:id="54" w:name="sec-ci-design-patterns"/>
+    <w:bookmarkEnd w:id="42"/>
+    <w:bookmarkStart w:id="55" w:name="sec-ci-design-patterns"/>
     <w:p>
       <w:pPr>
         <w:pStyle w:val="Heading2"/>
@@ -2986,7 +2882,7 @@
         <w:t xml:space="preserve">the examples name the GitHub Actions and GitLab CI features that implement them.</w:t>
       </w:r>
     </w:p>
-    <w:bookmarkStart w:id="44" w:name="sec-ci-concurrency"/>
+    <w:bookmarkStart w:id="45" w:name="sec-ci-concurrency"/>
     <w:p>
       <w:pPr>
         <w:pStyle w:val="Heading3"/>
@@ -3126,7 +3022,7 @@
       <w:r>
         <w:t xml:space="preserve"> </w:t>
       </w:r>
-      <w:hyperlink r:id="rId42">
+      <w:hyperlink r:id="rId43">
         <w:r>
           <w:rPr>
             <w:rStyle w:val="VerbatimChar"/>
@@ -3206,7 +3102,7 @@
       <w:r>
         <w:t xml:space="preserve"> </w:t>
       </w:r>
-      <w:hyperlink r:id="rId43">
+      <w:hyperlink r:id="rId44">
         <w:r>
           <w:rPr>
             <w:rStyle w:val="VerbatimChar"/>
@@ -3322,8 +3218,8 @@
         <w:t xml:space="preserve">it unless the acquisition step is atomic.</w:t>
       </w:r>
     </w:p>
-    <w:bookmarkEnd w:id="44"/>
-    <w:bookmarkStart w:id="45" w:name="sec-ci-fail-open-closed"/>
+    <w:bookmarkEnd w:id="45"/>
+    <w:bookmarkStart w:id="46" w:name="sec-ci-fail-open-closed"/>
     <w:p>
       <w:pPr>
         <w:pStyle w:val="Heading3"/>
@@ -3464,8 +3360,8 @@
         <w:t xml:space="preserve">so the degraded mode is visible rather than silent.</w:t>
       </w:r>
     </w:p>
-    <w:bookmarkEnd w:id="45"/>
-    <w:bookmarkStart w:id="46" w:name="sec-ci-toctou"/>
+    <w:bookmarkEnd w:id="46"/>
+    <w:bookmarkStart w:id="47" w:name="sec-ci-toctou"/>
     <w:p>
       <w:pPr>
         <w:pStyle w:val="Heading3"/>
@@ -3705,8 +3601,8 @@
         <w:t xml:space="preserve">so that losing the race is harmless rather than corrupting.</w:t>
       </w:r>
     </w:p>
-    <w:bookmarkEnd w:id="46"/>
-    <w:bookmarkStart w:id="47" w:name="sec-ci-idempotency"/>
+    <w:bookmarkEnd w:id="47"/>
+    <w:bookmarkStart w:id="48" w:name="sec-ci-idempotency"/>
     <w:p>
       <w:pPr>
         <w:pStyle w:val="Heading3"/>
@@ -3911,8 +3807,8 @@
         <w:t xml:space="preserve">one comment or two, one release or an error?</w:t>
       </w:r>
     </w:p>
-    <w:bookmarkEnd w:id="47"/>
-    <w:bookmarkStart w:id="49" w:name="sec-ci-retries"/>
+    <w:bookmarkEnd w:id="48"/>
+    <w:bookmarkStart w:id="50" w:name="sec-ci-retries"/>
     <w:p>
       <w:pPr>
         <w:pStyle w:val="Heading3"/>
@@ -4054,7 +3950,7 @@
       <w:r>
         <w:t xml:space="preserve"> </w:t>
       </w:r>
-      <w:hyperlink r:id="rId48">
+      <w:hyperlink r:id="rId49">
         <w:r>
           <w:rPr>
             <w:rStyle w:val="VerbatimChar"/>
@@ -4179,8 +4075,8 @@
         <w:t xml:space="preserve">before anyone notices.</w:t>
       </w:r>
     </w:p>
-    <w:bookmarkEnd w:id="49"/>
-    <w:bookmarkStart w:id="51" w:name="sec-ci-decomposition"/>
+    <w:bookmarkEnd w:id="50"/>
+    <w:bookmarkStart w:id="52" w:name="sec-ci-decomposition"/>
     <w:p>
       <w:pPr>
         <w:pStyle w:val="Heading3"/>
@@ -4199,7 +4095,7 @@
       <w:r>
         <w:t xml:space="preserve"> </w:t>
       </w:r>
-      <w:hyperlink r:id="rId50">
+      <w:hyperlink r:id="rId51">
         <w:r>
           <w:rPr>
             <w:rStyle w:val="Hyperlink"/>
@@ -4369,8 +4265,8 @@
         <w:t xml:space="preserve">not through side effects like pushing intermediate state to the repository.</w:t>
       </w:r>
     </w:p>
-    <w:bookmarkEnd w:id="51"/>
-    <w:bookmarkStart w:id="52" w:name="sec-ci-secrets"/>
+    <w:bookmarkEnd w:id="52"/>
+    <w:bookmarkStart w:id="53" w:name="sec-ci-secrets"/>
     <w:p>
       <w:pPr>
         <w:pStyle w:val="Heading3"/>
@@ -4551,8 +4447,8 @@
         <w:t xml:space="preserve">and immediately when a person with access leaves the project.</w:t>
       </w:r>
     </w:p>
-    <w:bookmarkEnd w:id="52"/>
-    <w:bookmarkStart w:id="53" w:name="sec-ci-observability"/>
+    <w:bookmarkEnd w:id="53"/>
+    <w:bookmarkStart w:id="54" w:name="sec-ci-observability"/>
     <w:p>
       <w:pPr>
         <w:pStyle w:val="Heading3"/>
@@ -4790,9 +4686,9 @@
         <w:t xml:space="preserve">beats a verdict buried in a thousand-line log.</w:t>
       </w:r>
     </w:p>
-    <w:bookmarkEnd w:id="53"/>
     <w:bookmarkEnd w:id="54"/>
-    <w:bookmarkStart w:id="57" w:name="sec-troubleshooting-failed-workflows"/>
+    <w:bookmarkEnd w:id="55"/>
+    <w:bookmarkStart w:id="58" w:name="sec-troubleshooting-failed-workflows"/>
     <w:p>
       <w:pPr>
         <w:pStyle w:val="Heading2"/>
@@ -4817,7 +4713,7 @@
       <w:r>
         <w:t xml:space="preserve"> </w:t>
       </w:r>
-      <w:hyperlink r:id="rId55">
+      <w:hyperlink r:id="rId56">
         <w:r>
           <w:rPr>
             <w:rStyle w:val="Hyperlink"/>
@@ -4949,7 +4845,7 @@
       <w:r>
         <w:t xml:space="preserve"> </w:t>
       </w:r>
-      <w:hyperlink r:id="rId55">
+      <w:hyperlink r:id="rId56">
         <w:r>
           <w:rPr>
             <w:rStyle w:val="Hyperlink"/>
@@ -5080,7 +4976,7 @@
       <w:r>
         <w:t xml:space="preserve"> </w:t>
       </w:r>
-      <w:hyperlink r:id="rId56">
+      <w:hyperlink r:id="rId57">
         <w:r>
           <w:rPr>
             <w:rStyle w:val="Hyperlink"/>
@@ -5116,8 +5012,8 @@
         <w:t xml:space="preserve">.</w:t>
       </w:r>
     </w:p>
-    <w:bookmarkEnd w:id="57"/>
-    <w:bookmarkStart w:id="70" w:name="sec-pr-comment-automation"/>
+    <w:bookmarkEnd w:id="58"/>
+    <w:bookmarkStart w:id="71" w:name="sec-pr-comment-automation"/>
     <w:p>
       <w:pPr>
         <w:pStyle w:val="Heading2"/>
@@ -5158,7 +5054,7 @@
         <w:t xml:space="preserve">helping you choose the right tool for your workflow.</w:t>
       </w:r>
     </w:p>
-    <w:bookmarkStart w:id="58" w:name="common-use-cases"/>
+    <w:bookmarkStart w:id="59" w:name="common-use-cases"/>
     <w:p>
       <w:pPr>
         <w:pStyle w:val="Heading4"/>
@@ -5254,8 +5150,8 @@
         <w:t xml:space="preserve">: Provide automated feedback without cluttering the PR conversation</w:t>
       </w:r>
     </w:p>
-    <w:bookmarkEnd w:id="58"/>
-    <w:bookmarkStart w:id="64" w:name="comparison-of-popular-actions"/>
+    <w:bookmarkEnd w:id="59"/>
+    <w:bookmarkStart w:id="65" w:name="comparison-of-popular-actions"/>
     <w:p>
       <w:pPr>
         <w:pStyle w:val="Heading4"/>
@@ -5268,7 +5164,7 @@
       <w:pPr>
         <w:pStyle w:val="FirstParagraph"/>
       </w:pPr>
-      <w:hyperlink r:id="rId59">
+      <w:hyperlink r:id="rId60">
         <w:r>
           <w:rPr>
             <w:rStyle w:val="Hyperlink"/>
@@ -5592,7 +5488,7 @@
       <w:pPr>
         <w:pStyle w:val="BodyText"/>
       </w:pPr>
-      <w:hyperlink r:id="rId60">
+      <w:hyperlink r:id="rId61">
         <w:r>
           <w:rPr>
             <w:rStyle w:val="Hyperlink"/>
@@ -5994,7 +5890,7 @@
       <w:pPr>
         <w:pStyle w:val="BodyText"/>
       </w:pPr>
-      <w:hyperlink r:id="rId61">
+      <w:hyperlink r:id="rId62">
         <w:r>
           <w:rPr>
             <w:rStyle w:val="Hyperlink"/>
@@ -6276,7 +6172,7 @@
       <w:pPr>
         <w:pStyle w:val="BodyText"/>
       </w:pPr>
-      <w:hyperlink r:id="rId62">
+      <w:hyperlink r:id="rId63">
         <w:r>
           <w:rPr>
             <w:rStyle w:val="Hyperlink"/>
@@ -6643,803 +6539,294 @@
       <w:pPr>
         <w:pStyle w:val="SourceCode"/>
       </w:pPr>
-      <w:del w:id="37" w:author="PR Preview" w:date="2026-01-01T00:00:00Z">
-        <w:r>
-          <w:rPr>
-            <w:rStyle w:val="CommentTok"/>
-          </w:rPr>
-          <w:delText xml:space="preserve"># Deploy preview when PR is opened/updated</w:delText>
-        </w:r>
-      </w:del>
-      <w:del w:id="38" w:author="PR Preview" w:date="2026-01-01T00:00:00Z">
-        <w:r>
-          <w:br/>
-        </w:r>
-      </w:del>
-      <w:del w:id="39" w:author="PR Preview" w:date="2026-01-01T00:00:00Z">
-        <w:r>
-          <w:rPr>
-            <w:rStyle w:val="KeywordTok"/>
-          </w:rPr>
-          <w:delText xml:space="preserve">-</w:delText>
-        </w:r>
-      </w:del>
-      <w:del w:id="40" w:author="PR Preview" w:date="2026-01-01T00:00:00Z">
-        <w:r>
-          <w:rPr>
-            <w:rStyle w:val="AttributeTok"/>
-          </w:rPr>
-          <w:delText xml:space="preserve"> </w:delText>
-        </w:r>
-      </w:del>
-      <w:del w:id="41" w:author="PR Preview" w:date="2026-01-01T00:00:00Z">
-        <w:r>
-          <w:rPr>
-            <w:rStyle w:val="FunctionTok"/>
-          </w:rPr>
-          <w:delText xml:space="preserve">uses</w:delText>
-        </w:r>
-      </w:del>
-      <w:del w:id="42" w:author="PR Preview" w:date="2026-01-01T00:00:00Z">
-        <w:r>
-          <w:rPr>
-            <w:rStyle w:val="KeywordTok"/>
-          </w:rPr>
-          <w:delText xml:space="preserve">:</w:delText>
-        </w:r>
-      </w:del>
-      <w:del w:id="43" w:author="PR Preview" w:date="2026-01-01T00:00:00Z">
-        <w:r>
-          <w:rPr>
-            <w:rStyle w:val="AttributeTok"/>
-          </w:rPr>
-          <w:delText xml:space="preserve"> rossjrw/pr-preview-action@v1</w:delText>
-        </w:r>
-      </w:del>
-      <w:del w:id="44" w:author="PR Preview" w:date="2026-01-01T00:00:00Z">
-        <w:r>
-          <w:br/>
-        </w:r>
-      </w:del>
-      <w:del w:id="45" w:author="PR Preview" w:date="2026-01-01T00:00:00Z">
-        <w:r>
-          <w:rPr>
-            <w:rStyle w:val="AttributeTok"/>
-          </w:rPr>
-          <w:delText xml:space="preserve">  </w:delText>
-        </w:r>
-      </w:del>
-      <w:del w:id="46" w:author="PR Preview" w:date="2026-01-01T00:00:00Z">
-        <w:r>
-          <w:rPr>
-            <w:rStyle w:val="FunctionTok"/>
-          </w:rPr>
-          <w:delText xml:space="preserve">if</w:delText>
-        </w:r>
-      </w:del>
-      <w:del w:id="47" w:author="PR Preview" w:date="2026-01-01T00:00:00Z">
-        <w:r>
-          <w:rPr>
-            <w:rStyle w:val="KeywordTok"/>
-          </w:rPr>
-          <w:delText xml:space="preserve">:</w:delText>
-        </w:r>
-      </w:del>
-      <w:del w:id="48" w:author="PR Preview" w:date="2026-01-01T00:00:00Z">
-        <w:r>
-          <w:rPr>
-            <w:rStyle w:val="AttributeTok"/>
-          </w:rPr>
-          <w:delText xml:space="preserve"> contains(['opened', 'reopened', 'synchronize'], github.event.action)</w:delText>
-        </w:r>
-      </w:del>
-      <w:del w:id="49" w:author="PR Preview" w:date="2026-01-01T00:00:00Z">
-        <w:r>
-          <w:br/>
-        </w:r>
-      </w:del>
-      <w:del w:id="50" w:author="PR Preview" w:date="2026-01-01T00:00:00Z">
-        <w:r>
-          <w:rPr>
-            <w:rStyle w:val="AttributeTok"/>
-          </w:rPr>
-          <w:delText xml:space="preserve">  </w:delText>
-        </w:r>
-      </w:del>
-      <w:del w:id="51" w:author="PR Preview" w:date="2026-01-01T00:00:00Z">
-        <w:r>
-          <w:rPr>
-            <w:rStyle w:val="FunctionTok"/>
-          </w:rPr>
-          <w:delText xml:space="preserve">with</w:delText>
-        </w:r>
-      </w:del>
-      <w:del w:id="52" w:author="PR Preview" w:date="2026-01-01T00:00:00Z">
-        <w:r>
-          <w:rPr>
-            <w:rStyle w:val="KeywordTok"/>
-          </w:rPr>
-          <w:delText xml:space="preserve">:</w:delText>
-        </w:r>
-      </w:del>
-      <w:del w:id="53" w:author="PR Preview" w:date="2026-01-01T00:00:00Z">
-        <w:r>
-          <w:br/>
-        </w:r>
-      </w:del>
-      <w:del w:id="54" w:author="PR Preview" w:date="2026-01-01T00:00:00Z">
-        <w:r>
-          <w:rPr>
-            <w:rStyle w:val="AttributeTok"/>
-          </w:rPr>
-          <w:delText xml:space="preserve">    </w:delText>
-        </w:r>
-      </w:del>
-      <w:del w:id="55" w:author="PR Preview" w:date="2026-01-01T00:00:00Z">
-        <w:r>
-          <w:rPr>
-            <w:rStyle w:val="FunctionTok"/>
-          </w:rPr>
-          <w:delText xml:space="preserve">source-dir</w:delText>
-        </w:r>
-      </w:del>
-      <w:del w:id="56" w:author="PR Preview" w:date="2026-01-01T00:00:00Z">
-        <w:r>
-          <w:rPr>
-            <w:rStyle w:val="KeywordTok"/>
-          </w:rPr>
-          <w:delText xml:space="preserve">:</w:delText>
-        </w:r>
-      </w:del>
-      <w:del w:id="57" w:author="PR Preview" w:date="2026-01-01T00:00:00Z">
-        <w:r>
-          <w:rPr>
-            <w:rStyle w:val="AttributeTok"/>
-          </w:rPr>
-          <w:delText xml:space="preserve"> ./docs/</w:delText>
-        </w:r>
-      </w:del>
-      <w:del w:id="58" w:author="PR Preview" w:date="2026-01-01T00:00:00Z">
-        <w:r>
-          <w:br/>
-        </w:r>
-      </w:del>
-      <w:del w:id="59" w:author="PR Preview" w:date="2026-01-01T00:00:00Z">
-        <w:r>
-          <w:rPr>
-            <w:rStyle w:val="AttributeTok"/>
-          </w:rPr>
-          <w:delText xml:space="preserve">    </w:delText>
-        </w:r>
-      </w:del>
-      <w:del w:id="60" w:author="PR Preview" w:date="2026-01-01T00:00:00Z">
-        <w:r>
-          <w:rPr>
-            <w:rStyle w:val="FunctionTok"/>
-          </w:rPr>
-          <w:delText xml:space="preserve">action</w:delText>
-        </w:r>
-      </w:del>
-      <w:del w:id="61" w:author="PR Preview" w:date="2026-01-01T00:00:00Z">
-        <w:r>
-          <w:rPr>
-            <w:rStyle w:val="KeywordTok"/>
-          </w:rPr>
-          <w:delText xml:space="preserve">:</w:delText>
-        </w:r>
-      </w:del>
-      <w:del w:id="62" w:author="PR Preview" w:date="2026-01-01T00:00:00Z">
-        <w:r>
-          <w:rPr>
-            <w:rStyle w:val="AttributeTok"/>
-          </w:rPr>
-          <w:delText xml:space="preserve"> deploy</w:delText>
-        </w:r>
-      </w:del>
-      <w:del w:id="63" w:author="PR Preview" w:date="2026-01-01T00:00:00Z">
-        <w:r>
-          <w:br/>
-        </w:r>
-      </w:del>
-      <w:del w:id="64" w:author="PR Preview" w:date="2026-01-01T00:00:00Z">
-        <w:r>
-          <w:br/>
-        </w:r>
-      </w:del>
-      <w:del w:id="65" w:author="PR Preview" w:date="2026-01-01T00:00:00Z">
-        <w:r>
-          <w:rPr>
-            <w:rStyle w:val="CommentTok"/>
-          </w:rPr>
-          <w:delText xml:space="preserve"># Remove preview only for unmerged PRs</w:delText>
-        </w:r>
-      </w:del>
-      <w:del w:id="66" w:author="PR Preview" w:date="2026-01-01T00:00:00Z">
-        <w:r>
-          <w:br/>
-        </w:r>
-      </w:del>
-      <w:del w:id="67" w:author="PR Preview" w:date="2026-01-01T00:00:00Z">
-        <w:r>
-          <w:rPr>
-            <w:rStyle w:val="KeywordTok"/>
-          </w:rPr>
-          <w:delText xml:space="preserve">-</w:delText>
-        </w:r>
-      </w:del>
-      <w:del w:id="68" w:author="PR Preview" w:date="2026-01-01T00:00:00Z">
-        <w:r>
-          <w:rPr>
-            <w:rStyle w:val="AttributeTok"/>
-          </w:rPr>
-          <w:delText xml:space="preserve"> </w:delText>
-        </w:r>
-      </w:del>
-      <w:del w:id="69" w:author="PR Preview" w:date="2026-01-01T00:00:00Z">
-        <w:r>
-          <w:rPr>
-            <w:rStyle w:val="FunctionTok"/>
-          </w:rPr>
-          <w:delText xml:space="preserve">uses</w:delText>
-        </w:r>
-      </w:del>
-      <w:del w:id="70" w:author="PR Preview" w:date="2026-01-01T00:00:00Z">
-        <w:r>
-          <w:rPr>
-            <w:rStyle w:val="KeywordTok"/>
-          </w:rPr>
-          <w:delText xml:space="preserve">:</w:delText>
-        </w:r>
-      </w:del>
-      <w:del w:id="71" w:author="PR Preview" w:date="2026-01-01T00:00:00Z">
-        <w:r>
-          <w:rPr>
-            <w:rStyle w:val="AttributeTok"/>
-          </w:rPr>
-          <w:delText xml:space="preserve"> rossjrw/pr-preview-action@v1</w:delText>
-        </w:r>
-      </w:del>
-      <w:del w:id="72" w:author="PR Preview" w:date="2026-01-01T00:00:00Z">
-        <w:r>
-          <w:br/>
-        </w:r>
-      </w:del>
-      <w:del w:id="73" w:author="PR Preview" w:date="2026-01-01T00:00:00Z">
-        <w:r>
-          <w:rPr>
-            <w:rStyle w:val="AttributeTok"/>
-          </w:rPr>
-          <w:delText xml:space="preserve">  </w:delText>
-        </w:r>
-      </w:del>
-      <w:del w:id="74" w:author="PR Preview" w:date="2026-01-01T00:00:00Z">
-        <w:r>
-          <w:rPr>
-            <w:rStyle w:val="FunctionTok"/>
-          </w:rPr>
-          <w:delText xml:space="preserve">if</w:delText>
-        </w:r>
-      </w:del>
-      <w:del w:id="75" w:author="PR Preview" w:date="2026-01-01T00:00:00Z">
-        <w:r>
-          <w:rPr>
-            <w:rStyle w:val="KeywordTok"/>
-          </w:rPr>
-          <w:delText xml:space="preserve">:</w:delText>
-        </w:r>
-      </w:del>
-      <w:del w:id="76" w:author="PR Preview" w:date="2026-01-01T00:00:00Z">
-        <w:r>
-          <w:rPr>
-            <w:rStyle w:val="AttributeTok"/>
-          </w:rPr>
-          <w:delText xml:space="preserve"> github.event.action == "closed" &amp;&amp; !github.event.pull_request.merged</w:delText>
-        </w:r>
-      </w:del>
-      <w:del w:id="77" w:author="PR Preview" w:date="2026-01-01T00:00:00Z">
-        <w:r>
-          <w:br/>
-        </w:r>
-      </w:del>
-      <w:del w:id="78" w:author="PR Preview" w:date="2026-01-01T00:00:00Z">
-        <w:r>
-          <w:rPr>
-            <w:rStyle w:val="AttributeTok"/>
-          </w:rPr>
-          <w:delText xml:space="preserve">  </w:delText>
-        </w:r>
-      </w:del>
-      <w:del w:id="79" w:author="PR Preview" w:date="2026-01-01T00:00:00Z">
-        <w:r>
-          <w:rPr>
-            <w:rStyle w:val="FunctionTok"/>
-          </w:rPr>
-          <w:delText xml:space="preserve">with</w:delText>
-        </w:r>
-      </w:del>
-      <w:del w:id="80" w:author="PR Preview" w:date="2026-01-01T00:00:00Z">
-        <w:r>
-          <w:rPr>
-            <w:rStyle w:val="KeywordTok"/>
-          </w:rPr>
-          <w:delText xml:space="preserve">:</w:delText>
-        </w:r>
-      </w:del>
-      <w:del w:id="81" w:author="PR Preview" w:date="2026-01-01T00:00:00Z">
-        <w:r>
-          <w:br/>
-        </w:r>
-      </w:del>
-      <w:del w:id="82" w:author="PR Preview" w:date="2026-01-01T00:00:00Z">
-        <w:r>
-          <w:rPr>
-            <w:rStyle w:val="AttributeTok"/>
-          </w:rPr>
-          <w:delText xml:space="preserve">    </w:delText>
-        </w:r>
-      </w:del>
-      <w:del w:id="83" w:author="PR Preview" w:date="2026-01-01T00:00:00Z">
-        <w:r>
-          <w:rPr>
-            <w:rStyle w:val="FunctionTok"/>
-          </w:rPr>
-          <w:delText xml:space="preserve">source-dir</w:delText>
-        </w:r>
-      </w:del>
-      <w:del w:id="84" w:author="PR Preview" w:date="2026-01-01T00:00:00Z">
-        <w:r>
-          <w:rPr>
-            <w:rStyle w:val="KeywordTok"/>
-          </w:rPr>
-          <w:delText xml:space="preserve">:</w:delText>
-        </w:r>
-      </w:del>
-      <w:del w:id="85" w:author="PR Preview" w:date="2026-01-01T00:00:00Z">
-        <w:r>
-          <w:rPr>
-            <w:rStyle w:val="AttributeTok"/>
-          </w:rPr>
-          <w:delText xml:space="preserve"> ./docs/</w:delText>
-        </w:r>
-      </w:del>
-      <w:del w:id="86" w:author="PR Preview" w:date="2026-01-01T00:00:00Z">
-        <w:r>
-          <w:br/>
-        </w:r>
-      </w:del>
-      <w:del w:id="87" w:author="PR Preview" w:date="2026-01-01T00:00:00Z">
-        <w:r>
-          <w:rPr>
-            <w:rStyle w:val="AttributeTok"/>
-          </w:rPr>
-          <w:delText xml:space="preserve">    </w:delText>
-        </w:r>
-      </w:del>
-      <w:del w:id="88" w:author="PR Preview" w:date="2026-01-01T00:00:00Z">
-        <w:r>
-          <w:rPr>
-            <w:rStyle w:val="FunctionTok"/>
-          </w:rPr>
-          <w:delText xml:space="preserve">action</w:delText>
-        </w:r>
-      </w:del>
-      <w:del w:id="89" w:author="PR Preview" w:date="2026-01-01T00:00:00Z">
-        <w:r>
-          <w:rPr>
-            <w:rStyle w:val="KeywordTok"/>
-          </w:rPr>
-          <w:delText xml:space="preserve">:</w:delText>
-        </w:r>
-      </w:del>
-      <w:del w:id="90" w:author="PR Preview" w:date="2026-01-01T00:00:00Z">
-        <w:r>
-          <w:rPr>
-            <w:rStyle w:val="AttributeTok"/>
-          </w:rPr>
-          <w:delText xml:space="preserve"> remove</w:delText>
-        </w:r>
-      </w:del>
-    </w:p>
-    <w:p>
-      <w:pPr>
-        <w:pStyle w:val="SourceCode"/>
-      </w:pPr>
-      <w:ins w:id="91" w:author="PR Preview" w:date="2026-01-01T00:00:00Z">
-        <w:r>
-          <w:rPr>
-            <w:rStyle w:val="CommentTok"/>
-          </w:rPr>
-          <w:t xml:space="preserve"># Deploy preview when PR is opened/updated</w:t>
-        </w:r>
-      </w:ins>
-      <w:ins w:id="92" w:author="PR Preview" w:date="2026-01-01T00:00:00Z">
-        <w:r>
-          <w:br/>
-        </w:r>
-      </w:ins>
-      <w:ins w:id="93" w:author="PR Preview" w:date="2026-01-01T00:00:00Z">
-        <w:r>
-          <w:rPr>
-            <w:rStyle w:val="KeywordTok"/>
-          </w:rPr>
-          <w:t xml:space="preserve">-</w:t>
-        </w:r>
-      </w:ins>
-      <w:ins w:id="94" w:author="PR Preview" w:date="2026-01-01T00:00:00Z">
-        <w:r>
-          <w:rPr>
-            <w:rStyle w:val="AttributeTok"/>
-          </w:rPr>
-          <w:t xml:space="preserve"> </w:t>
-        </w:r>
-      </w:ins>
-      <w:ins w:id="95" w:author="PR Preview" w:date="2026-01-01T00:00:00Z">
-        <w:r>
-          <w:rPr>
-            <w:rStyle w:val="FunctionTok"/>
-          </w:rPr>
-          <w:t xml:space="preserve">uses</w:t>
-        </w:r>
-      </w:ins>
-      <w:ins w:id="96" w:author="PR Preview" w:date="2026-01-01T00:00:00Z">
-        <w:r>
-          <w:rPr>
-            <w:rStyle w:val="KeywordTok"/>
-          </w:rPr>
-          <w:t xml:space="preserve">:</w:t>
-        </w:r>
-      </w:ins>
-      <w:ins w:id="97" w:author="PR Preview" w:date="2026-01-01T00:00:00Z">
-        <w:r>
-          <w:rPr>
-            <w:rStyle w:val="AttributeTok"/>
-          </w:rPr>
-          <w:t xml:space="preserve"> rossjrw/pr-preview-action@v1</w:t>
-        </w:r>
-      </w:ins>
-      <w:ins w:id="98" w:author="PR Preview" w:date="2026-01-01T00:00:00Z">
-        <w:r>
-          <w:br/>
-        </w:r>
-      </w:ins>
-      <w:ins w:id="99" w:author="PR Preview" w:date="2026-01-01T00:00:00Z">
-        <w:r>
-          <w:rPr>
-            <w:rStyle w:val="AttributeTok"/>
-          </w:rPr>
-          <w:t xml:space="preserve">  </w:t>
-        </w:r>
-      </w:ins>
-      <w:ins w:id="100" w:author="PR Preview" w:date="2026-01-01T00:00:00Z">
-        <w:r>
-          <w:rPr>
-            <w:rStyle w:val="FunctionTok"/>
-          </w:rPr>
-          <w:t xml:space="preserve">if</w:t>
-        </w:r>
-      </w:ins>
-      <w:ins w:id="101" w:author="PR Preview" w:date="2026-01-01T00:00:00Z">
-        <w:r>
-          <w:rPr>
-            <w:rStyle w:val="KeywordTok"/>
-          </w:rPr>
-          <w:t xml:space="preserve">:</w:t>
-        </w:r>
-      </w:ins>
-      <w:ins w:id="102" w:author="PR Preview" w:date="2026-01-01T00:00:00Z">
-        <w:r>
-          <w:rPr>
-            <w:rStyle w:val="AttributeTok"/>
-          </w:rPr>
-          <w:t xml:space="preserve"> contains(fromJSON('["opened", "reopened", "synchronize"]'), github.event.action)</w:t>
-        </w:r>
-      </w:ins>
-      <w:ins w:id="103" w:author="PR Preview" w:date="2026-01-01T00:00:00Z">
-        <w:r>
-          <w:br/>
-        </w:r>
-      </w:ins>
-      <w:ins w:id="104" w:author="PR Preview" w:date="2026-01-01T00:00:00Z">
-        <w:r>
-          <w:rPr>
-            <w:rStyle w:val="AttributeTok"/>
-          </w:rPr>
-          <w:t xml:space="preserve">  </w:t>
-        </w:r>
-      </w:ins>
-      <w:ins w:id="105" w:author="PR Preview" w:date="2026-01-01T00:00:00Z">
-        <w:r>
-          <w:rPr>
-            <w:rStyle w:val="FunctionTok"/>
-          </w:rPr>
-          <w:t xml:space="preserve">with</w:t>
-        </w:r>
-      </w:ins>
-      <w:ins w:id="106" w:author="PR Preview" w:date="2026-01-01T00:00:00Z">
-        <w:r>
-          <w:rPr>
-            <w:rStyle w:val="KeywordTok"/>
-          </w:rPr>
-          <w:t xml:space="preserve">:</w:t>
-        </w:r>
-      </w:ins>
-      <w:ins w:id="107" w:author="PR Preview" w:date="2026-01-01T00:00:00Z">
-        <w:r>
-          <w:br/>
-        </w:r>
-      </w:ins>
-      <w:ins w:id="108" w:author="PR Preview" w:date="2026-01-01T00:00:00Z">
-        <w:r>
-          <w:rPr>
-            <w:rStyle w:val="AttributeTok"/>
-          </w:rPr>
-          <w:t xml:space="preserve">    </w:t>
-        </w:r>
-      </w:ins>
-      <w:ins w:id="109" w:author="PR Preview" w:date="2026-01-01T00:00:00Z">
-        <w:r>
-          <w:rPr>
-            <w:rStyle w:val="FunctionTok"/>
-          </w:rPr>
-          <w:t xml:space="preserve">source-dir</w:t>
-        </w:r>
-      </w:ins>
-      <w:ins w:id="110" w:author="PR Preview" w:date="2026-01-01T00:00:00Z">
-        <w:r>
-          <w:rPr>
-            <w:rStyle w:val="KeywordTok"/>
-          </w:rPr>
-          <w:t xml:space="preserve">:</w:t>
-        </w:r>
-      </w:ins>
-      <w:ins w:id="111" w:author="PR Preview" w:date="2026-01-01T00:00:00Z">
-        <w:r>
-          <w:rPr>
-            <w:rStyle w:val="AttributeTok"/>
-          </w:rPr>
-          <w:t xml:space="preserve"> ./docs/</w:t>
-        </w:r>
-      </w:ins>
-      <w:ins w:id="112" w:author="PR Preview" w:date="2026-01-01T00:00:00Z">
-        <w:r>
-          <w:br/>
-        </w:r>
-      </w:ins>
-      <w:ins w:id="113" w:author="PR Preview" w:date="2026-01-01T00:00:00Z">
-        <w:r>
-          <w:rPr>
-            <w:rStyle w:val="AttributeTok"/>
-          </w:rPr>
-          <w:t xml:space="preserve">    </w:t>
-        </w:r>
-      </w:ins>
-      <w:ins w:id="114" w:author="PR Preview" w:date="2026-01-01T00:00:00Z">
-        <w:r>
-          <w:rPr>
-            <w:rStyle w:val="FunctionTok"/>
-          </w:rPr>
-          <w:t xml:space="preserve">action</w:t>
-        </w:r>
-      </w:ins>
-      <w:ins w:id="115" w:author="PR Preview" w:date="2026-01-01T00:00:00Z">
-        <w:r>
-          <w:rPr>
-            <w:rStyle w:val="KeywordTok"/>
-          </w:rPr>
-          <w:t xml:space="preserve">:</w:t>
-        </w:r>
-      </w:ins>
-      <w:ins w:id="116" w:author="PR Preview" w:date="2026-01-01T00:00:00Z">
-        <w:r>
-          <w:rPr>
-            <w:rStyle w:val="AttributeTok"/>
-          </w:rPr>
-          <w:t xml:space="preserve"> deploy</w:t>
-        </w:r>
-      </w:ins>
-      <w:ins w:id="117" w:author="PR Preview" w:date="2026-01-01T00:00:00Z">
-        <w:r>
-          <w:br/>
-        </w:r>
-      </w:ins>
-      <w:ins w:id="118" w:author="PR Preview" w:date="2026-01-01T00:00:00Z">
-        <w:r>
-          <w:br/>
-        </w:r>
-      </w:ins>
-      <w:ins w:id="119" w:author="PR Preview" w:date="2026-01-01T00:00:00Z">
-        <w:r>
-          <w:rPr>
-            <w:rStyle w:val="CommentTok"/>
-          </w:rPr>
-          <w:t xml:space="preserve"># Remove preview only for unmerged PRs</w:t>
-        </w:r>
-      </w:ins>
-      <w:ins w:id="120" w:author="PR Preview" w:date="2026-01-01T00:00:00Z">
-        <w:r>
-          <w:br/>
-        </w:r>
-      </w:ins>
-      <w:ins w:id="121" w:author="PR Preview" w:date="2026-01-01T00:00:00Z">
-        <w:r>
-          <w:rPr>
-            <w:rStyle w:val="KeywordTok"/>
-          </w:rPr>
-          <w:t xml:space="preserve">-</w:t>
-        </w:r>
-      </w:ins>
-      <w:ins w:id="122" w:author="PR Preview" w:date="2026-01-01T00:00:00Z">
-        <w:r>
-          <w:rPr>
-            <w:rStyle w:val="AttributeTok"/>
-          </w:rPr>
-          <w:t xml:space="preserve"> </w:t>
-        </w:r>
-      </w:ins>
-      <w:ins w:id="123" w:author="PR Preview" w:date="2026-01-01T00:00:00Z">
-        <w:r>
-          <w:rPr>
-            <w:rStyle w:val="FunctionTok"/>
-          </w:rPr>
-          <w:t xml:space="preserve">uses</w:t>
-        </w:r>
-      </w:ins>
-      <w:ins w:id="124" w:author="PR Preview" w:date="2026-01-01T00:00:00Z">
-        <w:r>
-          <w:rPr>
-            <w:rStyle w:val="KeywordTok"/>
-          </w:rPr>
-          <w:t xml:space="preserve">:</w:t>
-        </w:r>
-      </w:ins>
-      <w:ins w:id="125" w:author="PR Preview" w:date="2026-01-01T00:00:00Z">
-        <w:r>
-          <w:rPr>
-            <w:rStyle w:val="AttributeTok"/>
-          </w:rPr>
-          <w:t xml:space="preserve"> rossjrw/pr-preview-action@v1</w:t>
-        </w:r>
-      </w:ins>
-      <w:ins w:id="126" w:author="PR Preview" w:date="2026-01-01T00:00:00Z">
-        <w:r>
-          <w:br/>
-        </w:r>
-      </w:ins>
-      <w:ins w:id="127" w:author="PR Preview" w:date="2026-01-01T00:00:00Z">
-        <w:r>
-          <w:rPr>
-            <w:rStyle w:val="AttributeTok"/>
-          </w:rPr>
-          <w:t xml:space="preserve">  </w:t>
-        </w:r>
-      </w:ins>
-      <w:ins w:id="128" w:author="PR Preview" w:date="2026-01-01T00:00:00Z">
-        <w:r>
-          <w:rPr>
-            <w:rStyle w:val="FunctionTok"/>
-          </w:rPr>
-          <w:t xml:space="preserve">if</w:t>
-        </w:r>
-      </w:ins>
-      <w:ins w:id="129" w:author="PR Preview" w:date="2026-01-01T00:00:00Z">
-        <w:r>
-          <w:rPr>
-            <w:rStyle w:val="KeywordTok"/>
-          </w:rPr>
-          <w:t xml:space="preserve">:</w:t>
-        </w:r>
-      </w:ins>
-      <w:ins w:id="130" w:author="PR Preview" w:date="2026-01-01T00:00:00Z">
-        <w:r>
-          <w:rPr>
-            <w:rStyle w:val="AttributeTok"/>
-          </w:rPr>
-          <w:t xml:space="preserve"> github.event.action == "closed" &amp;&amp; !github.event.pull_request.merged</w:t>
-        </w:r>
-      </w:ins>
-      <w:ins w:id="131" w:author="PR Preview" w:date="2026-01-01T00:00:00Z">
-        <w:r>
-          <w:br/>
-        </w:r>
-      </w:ins>
-      <w:ins w:id="132" w:author="PR Preview" w:date="2026-01-01T00:00:00Z">
-        <w:r>
-          <w:rPr>
-            <w:rStyle w:val="AttributeTok"/>
-          </w:rPr>
-          <w:t xml:space="preserve">  </w:t>
-        </w:r>
-      </w:ins>
-      <w:ins w:id="133" w:author="PR Preview" w:date="2026-01-01T00:00:00Z">
-        <w:r>
-          <w:rPr>
-            <w:rStyle w:val="FunctionTok"/>
-          </w:rPr>
-          <w:t xml:space="preserve">with</w:t>
-        </w:r>
-      </w:ins>
-      <w:ins w:id="134" w:author="PR Preview" w:date="2026-01-01T00:00:00Z">
-        <w:r>
-          <w:rPr>
-            <w:rStyle w:val="KeywordTok"/>
-          </w:rPr>
-          <w:t xml:space="preserve">:</w:t>
-        </w:r>
-      </w:ins>
-      <w:ins w:id="135" w:author="PR Preview" w:date="2026-01-01T00:00:00Z">
-        <w:r>
-          <w:br/>
-        </w:r>
-      </w:ins>
-      <w:ins w:id="136" w:author="PR Preview" w:date="2026-01-01T00:00:00Z">
-        <w:r>
-          <w:rPr>
-            <w:rStyle w:val="AttributeTok"/>
-          </w:rPr>
-          <w:t xml:space="preserve">    </w:t>
-        </w:r>
-      </w:ins>
-      <w:ins w:id="137" w:author="PR Preview" w:date="2026-01-01T00:00:00Z">
-        <w:r>
-          <w:rPr>
-            <w:rStyle w:val="FunctionTok"/>
-          </w:rPr>
-          <w:t xml:space="preserve">source-dir</w:t>
-        </w:r>
-      </w:ins>
-      <w:ins w:id="138" w:author="PR Preview" w:date="2026-01-01T00:00:00Z">
-        <w:r>
-          <w:rPr>
-            <w:rStyle w:val="KeywordTok"/>
-          </w:rPr>
-          <w:t xml:space="preserve">:</w:t>
-        </w:r>
-      </w:ins>
-      <w:ins w:id="139" w:author="PR Preview" w:date="2026-01-01T00:00:00Z">
-        <w:r>
-          <w:rPr>
-            <w:rStyle w:val="AttributeTok"/>
-          </w:rPr>
-          <w:t xml:space="preserve"> ./docs/</w:t>
-        </w:r>
-      </w:ins>
-      <w:ins w:id="140" w:author="PR Preview" w:date="2026-01-01T00:00:00Z">
-        <w:r>
-          <w:br/>
-        </w:r>
-      </w:ins>
-      <w:ins w:id="141" w:author="PR Preview" w:date="2026-01-01T00:00:00Z">
-        <w:r>
-          <w:rPr>
-            <w:rStyle w:val="AttributeTok"/>
-          </w:rPr>
-          <w:t xml:space="preserve">    </w:t>
-        </w:r>
-      </w:ins>
-      <w:ins w:id="142" w:author="PR Preview" w:date="2026-01-01T00:00:00Z">
-        <w:r>
-          <w:rPr>
-            <w:rStyle w:val="FunctionTok"/>
-          </w:rPr>
-          <w:t xml:space="preserve">action</w:t>
-        </w:r>
-      </w:ins>
-      <w:ins w:id="143" w:author="PR Preview" w:date="2026-01-01T00:00:00Z">
-        <w:r>
-          <w:rPr>
-            <w:rStyle w:val="KeywordTok"/>
-          </w:rPr>
-          <w:t xml:space="preserve">:</w:t>
-        </w:r>
-      </w:ins>
-      <w:ins w:id="144" w:author="PR Preview" w:date="2026-01-01T00:00:00Z">
-        <w:r>
-          <w:rPr>
-            <w:rStyle w:val="AttributeTok"/>
-          </w:rPr>
-          <w:t xml:space="preserve"> remove</w:t>
-        </w:r>
-      </w:ins>
+      <w:r>
+        <w:rPr>
+          <w:rStyle w:val="CommentTok"/>
+        </w:rPr>
+        <w:t xml:space="preserve"># Deploy preview when PR is opened/updated</w:t>
+      </w:r>
+      <w:r>
+        <w:br/>
+      </w:r>
+      <w:r>
+        <w:rPr>
+          <w:rStyle w:val="KeywordTok"/>
+        </w:rPr>
+        <w:t xml:space="preserve">-</w:t>
+      </w:r>
+      <w:r>
+        <w:rPr>
+          <w:rStyle w:val="AttributeTok"/>
+        </w:rPr>
+        <w:t xml:space="preserve"> </w:t>
+      </w:r>
+      <w:r>
+        <w:rPr>
+          <w:rStyle w:val="FunctionTok"/>
+        </w:rPr>
+        <w:t xml:space="preserve">uses</w:t>
+      </w:r>
+      <w:r>
+        <w:rPr>
+          <w:rStyle w:val="KeywordTok"/>
+        </w:rPr>
+        <w:t xml:space="preserve">:</w:t>
+      </w:r>
+      <w:r>
+        <w:rPr>
+          <w:rStyle w:val="AttributeTok"/>
+        </w:rPr>
+        <w:t xml:space="preserve"> rossjrw/pr-preview-action@v1</w:t>
+      </w:r>
+      <w:r>
+        <w:br/>
+      </w:r>
+      <w:r>
+        <w:rPr>
+          <w:rStyle w:val="AttributeTok"/>
+        </w:rPr>
+        <w:t xml:space="preserve">  </w:t>
+      </w:r>
+      <w:r>
+        <w:rPr>
+          <w:rStyle w:val="FunctionTok"/>
+        </w:rPr>
+        <w:t xml:space="preserve">if</w:t>
+      </w:r>
+      <w:r>
+        <w:rPr>
+          <w:rStyle w:val="KeywordTok"/>
+        </w:rPr>
+        <w:t xml:space="preserve">:</w:t>
+      </w:r>
+      <w:r>
+        <w:rPr>
+          <w:rStyle w:val="AttributeTok"/>
+        </w:rPr>
+        <w:t xml:space="preserve"> contains(fromJSON('["opened", "reopened", "synchronize"]'), github.event.action)</w:t>
+      </w:r>
+      <w:r>
+        <w:br/>
+      </w:r>
+      <w:r>
+        <w:rPr>
+          <w:rStyle w:val="AttributeTok"/>
+        </w:rPr>
+        <w:t xml:space="preserve">  </w:t>
+      </w:r>
+      <w:r>
+        <w:rPr>
+          <w:rStyle w:val="FunctionTok"/>
+        </w:rPr>
+        <w:t xml:space="preserve">with</w:t>
+      </w:r>
+      <w:r>
+        <w:rPr>
+          <w:rStyle w:val="KeywordTok"/>
+        </w:rPr>
+        <w:t xml:space="preserve">:</w:t>
+      </w:r>
+      <w:r>
+        <w:br/>
+      </w:r>
+      <w:r>
+        <w:rPr>
+          <w:rStyle w:val="AttributeTok"/>
+        </w:rPr>
+        <w:t xml:space="preserve">    </w:t>
+      </w:r>
+      <w:r>
+        <w:rPr>
+          <w:rStyle w:val="FunctionTok"/>
+        </w:rPr>
+        <w:t xml:space="preserve">source-dir</w:t>
+      </w:r>
+      <w:r>
+        <w:rPr>
+          <w:rStyle w:val="KeywordTok"/>
+        </w:rPr>
+        <w:t xml:space="preserve">:</w:t>
+      </w:r>
+      <w:r>
+        <w:rPr>
+          <w:rStyle w:val="AttributeTok"/>
+        </w:rPr>
+        <w:t xml:space="preserve"> ./docs/</w:t>
+      </w:r>
+      <w:r>
+        <w:br/>
+      </w:r>
+      <w:r>
+        <w:rPr>
+          <w:rStyle w:val="AttributeTok"/>
+        </w:rPr>
+        <w:t xml:space="preserve">    </w:t>
+      </w:r>
+      <w:r>
+        <w:rPr>
+          <w:rStyle w:val="FunctionTok"/>
+        </w:rPr>
+        <w:t xml:space="preserve">action</w:t>
+      </w:r>
+      <w:r>
+        <w:rPr>
+          <w:rStyle w:val="KeywordTok"/>
+        </w:rPr>
+        <w:t xml:space="preserve">:</w:t>
+      </w:r>
+      <w:r>
+        <w:rPr>
+          <w:rStyle w:val="AttributeTok"/>
+        </w:rPr>
+        <w:t xml:space="preserve"> deploy</w:t>
+      </w:r>
+      <w:r>
+        <w:br/>
+      </w:r>
+      <w:r>
+        <w:br/>
+      </w:r>
+      <w:r>
+        <w:rPr>
+          <w:rStyle w:val="CommentTok"/>
+        </w:rPr>
+        <w:t xml:space="preserve"># Remove preview only for unmerged PRs</w:t>
+      </w:r>
+      <w:r>
+        <w:br/>
+      </w:r>
+      <w:r>
+        <w:rPr>
+          <w:rStyle w:val="KeywordTok"/>
+        </w:rPr>
+        <w:t xml:space="preserve">-</w:t>
+      </w:r>
+      <w:r>
+        <w:rPr>
+          <w:rStyle w:val="AttributeTok"/>
+        </w:rPr>
+        <w:t xml:space="preserve"> </w:t>
+      </w:r>
+      <w:r>
+        <w:rPr>
+          <w:rStyle w:val="FunctionTok"/>
+        </w:rPr>
+        <w:t xml:space="preserve">uses</w:t>
+      </w:r>
+      <w:r>
+        <w:rPr>
+          <w:rStyle w:val="KeywordTok"/>
+        </w:rPr>
+        <w:t xml:space="preserve">:</w:t>
+      </w:r>
+      <w:r>
+        <w:rPr>
+          <w:rStyle w:val="AttributeTok"/>
+        </w:rPr>
+        <w:t xml:space="preserve"> rossjrw/pr-preview-action@v1</w:t>
+      </w:r>
+      <w:r>
+        <w:br/>
+      </w:r>
+      <w:r>
+        <w:rPr>
+          <w:rStyle w:val="AttributeTok"/>
+        </w:rPr>
+        <w:t xml:space="preserve">  </w:t>
+      </w:r>
+      <w:r>
+        <w:rPr>
+          <w:rStyle w:val="FunctionTok"/>
+        </w:rPr>
+        <w:t xml:space="preserve">if</w:t>
+      </w:r>
+      <w:r>
+        <w:rPr>
+          <w:rStyle w:val="KeywordTok"/>
+        </w:rPr>
+        <w:t xml:space="preserve">:</w:t>
+      </w:r>
+      <w:r>
+        <w:rPr>
+          <w:rStyle w:val="AttributeTok"/>
+        </w:rPr>
+        <w:t xml:space="preserve"> github.event.action == "closed" &amp;&amp; !github.event.pull_request.merged</w:t>
+      </w:r>
+      <w:r>
+        <w:br/>
+      </w:r>
+      <w:r>
+        <w:rPr>
+          <w:rStyle w:val="AttributeTok"/>
+        </w:rPr>
+        <w:t xml:space="preserve">  </w:t>
+      </w:r>
+      <w:r>
+        <w:rPr>
+          <w:rStyle w:val="FunctionTok"/>
+        </w:rPr>
+        <w:t xml:space="preserve">with</w:t>
+      </w:r>
+      <w:r>
+        <w:rPr>
+          <w:rStyle w:val="KeywordTok"/>
+        </w:rPr>
+        <w:t xml:space="preserve">:</w:t>
+      </w:r>
+      <w:r>
+        <w:br/>
+      </w:r>
+      <w:r>
+        <w:rPr>
+          <w:rStyle w:val="AttributeTok"/>
+        </w:rPr>
+        <w:t xml:space="preserve">    </w:t>
+      </w:r>
+      <w:r>
+        <w:rPr>
+          <w:rStyle w:val="FunctionTok"/>
+        </w:rPr>
+        <w:t xml:space="preserve">source-dir</w:t>
+      </w:r>
+      <w:r>
+        <w:rPr>
+          <w:rStyle w:val="KeywordTok"/>
+        </w:rPr>
+        <w:t xml:space="preserve">:</w:t>
+      </w:r>
+      <w:r>
+        <w:rPr>
+          <w:rStyle w:val="AttributeTok"/>
+        </w:rPr>
+        <w:t xml:space="preserve"> ./docs/</w:t>
+      </w:r>
+      <w:r>
+        <w:br/>
+      </w:r>
+      <w:r>
+        <w:rPr>
+          <w:rStyle w:val="AttributeTok"/>
+        </w:rPr>
+        <w:t xml:space="preserve">    </w:t>
+      </w:r>
+      <w:r>
+        <w:rPr>
+          <w:rStyle w:val="FunctionTok"/>
+        </w:rPr>
+        <w:t xml:space="preserve">action</w:t>
+      </w:r>
+      <w:r>
+        <w:rPr>
+          <w:rStyle w:val="KeywordTok"/>
+        </w:rPr>
+        <w:t xml:space="preserve">:</w:t>
+      </w:r>
+      <w:r>
+        <w:rPr>
+          <w:rStyle w:val="AttributeTok"/>
+        </w:rPr>
+        <w:t xml:space="preserve"> remove</w:t>
+      </w:r>
     </w:p>
     <w:p>
       <w:pPr>
@@ -7457,7 +6844,7 @@
       <w:r>
         <w:t xml:space="preserve"> </w:t>
       </w:r>
-      <w:hyperlink r:id="rId63">
+      <w:hyperlink r:id="rId64">
         <w:r>
           <w:rPr>
             <w:rStyle w:val="Hyperlink"/>
@@ -7547,8 +6934,8 @@
         <w:t xml:space="preserve">Essential when you want reviewers to see the rendered output (e.g., documentation sites, UI changes) rather than just the source code.</w:t>
       </w:r>
     </w:p>
-    <w:bookmarkEnd w:id="64"/>
-    <w:bookmarkStart w:id="65" w:name="tbl-pr-comment-features"/>
+    <w:bookmarkEnd w:id="65"/>
+    <w:bookmarkStart w:id="66" w:name="tbl-pr-comment-features"/>
     <w:p>
       <w:pPr>
         <w:pStyle w:val="Heading4"/>
@@ -8325,8 +7712,8 @@
         </w:tc>
       </w:tr>
     </w:tbl>
-    <w:bookmarkEnd w:id="65"/>
-    <w:bookmarkStart w:id="66" w:name="choosing-the-right-action"/>
+    <w:bookmarkEnd w:id="66"/>
+    <w:bookmarkStart w:id="67" w:name="choosing-the-right-action"/>
     <w:p>
       <w:pPr>
         <w:pStyle w:val="Heading4"/>
@@ -8587,8 +7974,8 @@
         <w:t xml:space="preserve">Your project uses GitHub Pages and benefits from preview environments</w:t>
       </w:r>
     </w:p>
-    <w:bookmarkEnd w:id="66"/>
-    <w:bookmarkStart w:id="69" w:name="security-considerations"/>
+    <w:bookmarkEnd w:id="67"/>
+    <w:bookmarkStart w:id="70" w:name="security-considerations"/>
     <w:p>
       <w:pPr>
         <w:pStyle w:val="Heading4"/>
@@ -8638,18 +8025,18 @@
                 <wp:inline>
                   <wp:extent cx="152400" cy="152400"/>
                   <wp:effectExtent b="0" l="0" r="0" t="0"/>
-                  <wp:docPr descr="" title="" id="67" name="Picture"/>
+                  <wp:docPr descr="" title="" id="68" name="Picture"/>
                   <a:graphic>
                     <a:graphicData uri="http://schemas.openxmlformats.org/drawingml/2006/picture">
                       <pic:pic>
                         <pic:nvPicPr>
-                          <pic:cNvPr descr="/opt/quarto/share/formats/docx/warning.png" id="68" name="Picture"/>
+                          <pic:cNvPr descr="/opt/quarto/share/formats/docx/warning.png" id="69" name="Picture"/>
                           <pic:cNvPicPr>
                             <a:picLocks noChangeArrowheads="1" noChangeAspect="1"/>
                           </pic:cNvPicPr>
                         </pic:nvPicPr>
                         <pic:blipFill>
-                          <a:blip r:embed="rId37"/>
+                          <a:blip r:embed="rId38"/>
                           <a:stretch>
                             <a:fillRect/>
                           </a:stretch>
@@ -8787,7 +8174,7 @@
             <w:r>
               <w:t xml:space="preserve"> </w:t>
             </w:r>
-            <w:hyperlink r:id="rId40">
+            <w:hyperlink r:id="rId41">
               <w:r>
                 <w:rPr>
                   <w:rStyle w:val="Hyperlink"/>
@@ -8830,9 +8217,9 @@
         </w:tc>
       </w:tr>
     </w:tbl>
-    <w:bookmarkEnd w:id="69"/>
     <w:bookmarkEnd w:id="70"/>
-    <w:bookmarkStart w:id="73" w:name="sec-fast-package-installation-with-r2u"/>
+    <w:bookmarkEnd w:id="71"/>
+    <w:bookmarkStart w:id="74" w:name="sec-fast-package-installation-with-r2u"/>
     <w:p>
       <w:pPr>
         <w:pStyle w:val="Heading2"/>
@@ -8851,7 +8238,7 @@
       <w:r>
         <w:t xml:space="preserve"> </w:t>
       </w:r>
-      <w:hyperlink r:id="rId71">
+      <w:hyperlink r:id="rId72">
         <w:r>
           <w:rPr>
             <w:rStyle w:val="Hyperlink"/>
@@ -9050,7 +8437,7 @@
       <w:r>
         <w:t xml:space="preserve"> </w:t>
       </w:r>
-      <w:hyperlink r:id="rId72">
+      <w:hyperlink r:id="rId73">
         <w:r>
           <w:rPr>
             <w:rStyle w:val="Hyperlink"/>
@@ -9214,7 +8601,7 @@
       <w:r>
         <w:t xml:space="preserve"> </w:t>
       </w:r>
-      <w:hyperlink r:id="rId71">
+      <w:hyperlink r:id="rId72">
         <w:r>
           <w:rPr>
             <w:rStyle w:val="Hyperlink"/>
@@ -9226,8 +8613,8 @@
         <w:t xml:space="preserve">.</w:t>
       </w:r>
     </w:p>
-    <w:bookmarkEnd w:id="73"/>
-    <w:bookmarkStart w:id="82" w:name="X1f638d620b06beefabe441ba104e0a774bd4d9f"/>
+    <w:bookmarkEnd w:id="74"/>
+    <w:bookmarkStart w:id="83" w:name="X1f638d620b06beefabe441ba104e0a774bd4d9f"/>
     <w:p>
       <w:pPr>
         <w:pStyle w:val="Heading2"/>
@@ -9284,7 +8671,7 @@
           <w:numId w:val="1027"/>
         </w:numPr>
       </w:pPr>
-      <w:hyperlink r:id="rId74">
+      <w:hyperlink r:id="rId75">
         <w:r>
           <w:rPr>
             <w:rStyle w:val="Hyperlink"/>
@@ -9301,7 +8688,7 @@
           <w:numId w:val="1027"/>
         </w:numPr>
       </w:pPr>
-      <w:hyperlink r:id="rId75">
+      <w:hyperlink r:id="rId76">
         <w:r>
           <w:rPr>
             <w:rStyle w:val="Hyperlink"/>
@@ -9318,7 +8705,7 @@
           <w:numId w:val="1027"/>
         </w:numPr>
       </w:pPr>
-      <w:hyperlink r:id="rId76">
+      <w:hyperlink r:id="rId77">
         <w:r>
           <w:rPr>
             <w:rStyle w:val="Hyperlink"/>
@@ -9335,7 +8722,7 @@
           <w:numId w:val="1027"/>
         </w:numPr>
       </w:pPr>
-      <w:hyperlink r:id="rId77">
+      <w:hyperlink r:id="rId78">
         <w:r>
           <w:rPr>
             <w:rStyle w:val="Hyperlink"/>
@@ -9370,7 +8757,7 @@
           <w:numId w:val="1027"/>
         </w:numPr>
       </w:pPr>
-      <w:hyperlink r:id="rId78">
+      <w:hyperlink r:id="rId79">
         <w:r>
           <w:rPr>
             <w:rStyle w:val="Hyperlink"/>
@@ -9399,7 +8786,7 @@
           <w:numId w:val="1027"/>
         </w:numPr>
       </w:pPr>
-      <w:hyperlink r:id="rId79">
+      <w:hyperlink r:id="rId80">
         <w:r>
           <w:rPr>
             <w:rStyle w:val="Hyperlink"/>
@@ -9434,7 +8821,7 @@
           <w:numId w:val="1027"/>
         </w:numPr>
       </w:pPr>
-      <w:hyperlink r:id="rId80">
+      <w:hyperlink r:id="rId81">
         <w:r>
           <w:rPr>
             <w:rStyle w:val="Hyperlink"/>
@@ -9469,7 +8856,7 @@
           <w:numId w:val="1027"/>
         </w:numPr>
       </w:pPr>
-      <w:hyperlink r:id="rId81">
+      <w:hyperlink r:id="rId82">
         <w:r>
           <w:rPr>
             <w:rStyle w:val="Hyperlink"/>
@@ -9504,7 +8891,7 @@
           <w:numId w:val="1027"/>
         </w:numPr>
       </w:pPr>
-      <w:hyperlink r:id="rId55">
+      <w:hyperlink r:id="rId56">
         <w:r>
           <w:rPr>
             <w:rStyle w:val="Hyperlink"/>
@@ -9519,7 +8906,7 @@
         <w:t xml:space="preserve">- real-time status of GitHub services</w:t>
       </w:r>
     </w:p>
-    <w:bookmarkEnd w:id="82"/>
+    <w:bookmarkEnd w:id="83"/>
     <w:sectPr>
       <w:footnotePr>
         <w:numRestart w:val="eachSect"/>
